--- a/zaini_case_audit_output/outputs/word/documents/061_طلب الاعتراض بالنقض ـ 2.docx
+++ b/zaini_case_audit_output/outputs/word/documents/061_طلب الاعتراض بالنقض ـ 2.docx
@@ -53,6 +53,20 @@
         <w:t>[مخرج آلي / Script Output - سماوي]  [مخرج آلي يحتاج مراجعة بشرية - وردي]</w:t>
       </w:r>
     </w:p>
+    <w:p>
+      <w:pPr>
+        <w:jc w:val="right"/>
+        <w:bidi/>
+      </w:pPr>
+      <w:r>
+        <w:rPr>
+          <w:b w:val="0"/>
+          <w:i/>
+          <w:color w:val="C00000"/>
+        </w:rPr>
+        <w:t>[نص ممسوح OCR صُحِّح ترتيبه آلياً — قد يحتوي أخطاء طفيفة]</w:t>
+      </w:r>
+    </w:p>
     <w:p/>
     <w:p>
       <w:pPr>
@@ -64,7 +78,7 @@
           <w:b w:val="0"/>
           <w:i w:val="0"/>
         </w:rPr>
-        <w:t>ميحرلا نمحرلا الله مسب</w:t>
+        <w:t>بسم هللا الرحمن الرحيم</w:t>
       </w:r>
     </w:p>
     <w:p>
@@ -103,7 +117,7 @@
           <w:b w:val="0"/>
           <w:i w:val="0"/>
         </w:rPr>
-        <w:t>قفاولما ءاعبرلأا موي يف ةدجب ةيراجتلا فانئتسلاا ةمكحم ىدل ةفيحصلا هذه تعدوأ 07 / 10 / 1447 يماحلما نم ـه</w:t>
+        <w:t>هـ من املحامي 1447 / 10 / 07 أودعت هذه الصحيفة لدى محكمة االستئناف التجارية بجدة في يوم األربعاء املوافق</w:t>
       </w:r>
     </w:p>
     <w:p>
@@ -116,7 +130,7 @@
           <w:b w:val="0"/>
           <w:i w:val="0"/>
         </w:rPr>
-        <w:t>/ ،.… / / خيراتو …مقر صيخرتلا بجومب ةرازولاب ةاماحلما ةرادإ تلاجسب ديقلماو لدعلا ةرازو نم صخرلما 144 ه .</w:t>
+        <w:t>. ه 144 املرخص من وزارة العدل واملقيد بسجالت إدارة املحاماة بالوزارة بموجب الترخيص رقم... وتاريخ / / ....، /</w:t>
       </w:r>
     </w:p>
     <w:p>
@@ -129,7 +143,7 @@
           <w:b w:val="0"/>
           <w:i w:val="0"/>
         </w:rPr>
-        <w:t>نع لايكو يتفصب كلذو :</w:t>
+        <w:t>: وذلك بصفتي وكيال عن</w:t>
       </w:r>
     </w:p>
     <w:p>
@@ -142,7 +156,7 @@
           <w:b w:val="0"/>
           <w:i w:val="0"/>
         </w:rPr>
-        <w:t>• ،ينيز سابع دمحأ ةماسأ مقر ةينطو ةيوه :( 100٨017٣01 ) . ( ضرتعلما )</w:t>
+        <w:t>( املعترض ) . ( 100٨017٣01 ): هوية وطنية رقم أسامة أحمد عباس زيني، •</w:t>
       </w:r>
     </w:p>
     <w:p>
@@ -168,7 +182,7 @@
           <w:b w:val="0"/>
           <w:i w:val="0"/>
         </w:rPr>
-        <w:t>• ينيز سابع دمحأ ناندع ، : مقر ةينطو ةيوه ( 10170٩٢7٣٣ . ) ( ضرتعلما )هدض</w:t>
+        <w:t>ضده( املعترض ) ( . 10170٩٢7٣٣ ) هوية وطنية رقم : ، عدنان أحمد عباس زيني •</w:t>
       </w:r>
     </w:p>
     <w:p>
@@ -181,7 +195,7 @@
           <w:b w:val="0"/>
           <w:i w:val="0"/>
         </w:rPr>
-        <w:t>• حيدمحم ةقتاع يى يلعدمحم يزارحلا ، ( : مقر ةينطو ةيوه 10070٥٦٨47 .) ( ضرتعلما )اهدض</w:t>
+        <w:t>ضدها( املعترض ) (. 10070٥٦٨47 هوية وطنية رقم : ) ، الحرازي محمدعلي ىي عاتقة محمديح •</w:t>
       </w:r>
     </w:p>
     <w:p>
@@ -194,7 +208,7 @@
           <w:b w:val="0"/>
           <w:i w:val="0"/>
         </w:rPr>
-        <w:t>: لاوأ : مكحلا قوطنم مقر هيلع ضرتعلما مكحلا كص قوطنم 47٣1٩٨٢٦1٩ خيراتو 0٩ / 0٩ / 1447 ةيناثلا ةيفانئتسلاا ةرئادلا نم رداصلا ـه ( مقرب ديقلما رظنلا ةداعإ سامتلا لوبق مدعب :ةرئادلا تمكح( : ةدجب ةيراجتلا ةمكحلماب 471٣٣٨٢٩٣1 خيراتو ) ٢٩ / 04 / 1447 سابع دمحأ ةماسأ :نم مدقلما ،ـه ( مقر ةينطو ةيوه ،ينيز 100٨017٣01 ،قفولما اللهو .بابسلأاب حضوم وه الم ؛) )نيعمجأ هبحصو هلآو دمحم انيبن ىلع ملسو الله ىلصو .</w:t>
+        <w:t>. وصلى هللا وسلم على نبينا محمد وآله وصحبه أجمعين( (؛ ملا هو موضح باألسباب. وهللا املوفق، 100٨017٣01 زيني، هوية وطنية رقم ) هـ، املقدم من: أسامة أحمد عباس 1447 / 04 / ٢٩ ( وتاريخ 471٣٣٨٢٩٣1 باملحكمة التجارية بجدة : )حكمت الدائرة: بعدم قبول التماس إعادة النظر املقيد برقم ) هـ الصادر من الدائرة االستئنافية الثانية 1447 / 0٩ / 0٩ وتاريخ 47٣1٩٨٢٦1٩ منطوق صك الحكم املعترض عليه رقم منطوق الحكم : أوال :</w:t>
       </w:r>
     </w:p>
     <w:p>
@@ -207,7 +221,7 @@
           <w:b w:val="0"/>
           <w:i w:val="0"/>
         </w:rPr>
-        <w:t>ايناث : : لكشلا ةيحان نم ماظنلا حيحص اقفو ررقلما ةينمزلا ديعاولما يف مدقم ضارتعلاا نإف نمض ةدم نيثلاثلا اموي طورشلا ةفاكل ًايفوتسمو ،</w:t>
+        <w:t>، ومستوفياً لكافة الشروط يوما الثالثين مدة ضمن فإن االعتراض مقدم في املواعيد الزمنية املقرر وفقا صحيح النظام من ناحية الشكل : : ثانيا</w:t>
       </w:r>
     </w:p>
     <w:p>
@@ -220,7 +234,7 @@
           <w:b w:val="0"/>
           <w:i w:val="0"/>
         </w:rPr>
-        <w:t>هيلع ، ىرخلأا ةيلكشلا هنإف نوكي لاوبقم نم ةبحانلا ةيلكشلا هميدقتل يف ديعاولما ةررقلما .اماظن</w:t>
+        <w:t>نظاما. املقررة املواعيد في لتقديمه الشكلية الناحبة من مقبوال يكون فإنه الشكلية األخرى ، عليه</w:t>
       </w:r>
     </w:p>
     <w:p>
@@ -233,7 +247,7 @@
           <w:b w:val="0"/>
           <w:i w:val="0"/>
         </w:rPr>
-        <w:t>: اثلاث : عئاقولا صخلم مدق ضرعتلما يلكوم ايوق ادنتسم - مكح نم رداص ذيفنتلا ةمكحم - مقر 47٣14٦170٣ خيراتو 1٣ / 04 / 1447 ـه تبثي قاقحتسا مدع اهدض ضرتعلما ، تبثيو مذ ةءارب يلكوم ة ضرتعلما لوصحلا مت اعطاق ادنتسم ربتعي دنتسلما اذه نأو ، دعب هيلع ينب ام ةحص مدع ىلع لدي مكحلا مكحلا هيلع هل تلصوت امو ضرتعلما ةرئادلا نم تربتعاو سامتللاا ضفر ىوعدلا عوضوم نع اجراخ ايئارجإ انأش يذيفنتلا مكحلا .</w:t>
+        <w:t>. الحكم التنفيذي شأنا إجرائيا خارجا عن موضوع الدعوى رفض االلتماس واعتبرت من الدائرة املعترض وما توصلت له عليه الحكم الحكم يدل على عدم صحة ما بني عليه بعد ، وأن هذا املستند يعتبر مستندا قاطعا تم الحصول املعترض ة موكلي براءة ذم ويثبت ، املعترض ضدها عدم استحقاق يثبت هـ 1447 / 04 / 1٣ وتاريخ 47٣14٦170٣ رقم - محكمة التنفيذ صادر من حكم - مستندا قويا موكلي املتعرض قدم ملخص الوقائع : ثالثا :</w:t>
       </w:r>
     </w:p>
     <w:p>
@@ -246,7 +260,7 @@
           <w:b w:val="0"/>
           <w:i w:val="0"/>
         </w:rPr>
-        <w:t>اعبار : ضقنلا بلط بابسأ : 1 - اهفصو وأ ةعقاولا فييكت يف أطخلا . نونامثلاو ةنماثلا ةدالما ةرقفلا (3 ): رظنلا ةداعإ سامتلا دنتسلم يعوضولما فييكتلا يف ةرئادلا تئطخأ ثيح ، يف يرهوج أطخ يف ةرقولما ةرئادلا تعقو نم ذيفنتلاب اقلعتم انأش هتربتعا امدنع )ذيفنتلا ةمكحم مكح( ةعقاو فييكت همدع . ذيفنتلا ةمكحم مكح نأ ةقيقحلاو ترهظأ ىوعدلا يف ةعطاق ةقيثو وه ةحص مدع يف اهيلع صوصنلما ةلاحلا نمض جردنتو ،موصخلا تاءاعدا نيتئالما ةدالما (ب : ) ( مكحلا لبق اهزاربإ هيلع رذعت دق ناك ىوعدلا يف ةعطاق قاروأ ىلع مكحلا دعب سمتللما لصح اذإ عقاولا ةفلاخمو .) ثيح ىوعدلاب قلعتي لا ادنتسم يذيفنتلا مكحلا رابتعا يف ماظنلل نإ قلعتي لا دنتسلما نأب ةعقاولل ةرئادلا فييكت ىوعدلاب هءافتنا وأ مازتللاا ةقيقح تبثي دنتسلما نأ ذإ ،ميسج أطخ وه ب يتلا ،هيف سمتللما مكحلا اهيلع ىن هلعجي امم</w:t>
+        <w:t>مما يجعله نى عليها الحكم امللتمس فيه، التي ب هو خطأ جسيم، إذ أن املستند يثبت حقيقة االلتزام أو انتفاءه بالدعوى تكييف الدائرة للواقعة بأن املستند ال يتعلق إن للنظام في اعتبار الحكم التنفيذي مستندا ال يتعلق بالدعوى حيث (. ومخالفة الواقع إذا حصل امللتمس بعد الحكم على أوراق قاطعة في الدعوى كان قد تعذر عليه إبرازها قبل الحكم ) ( : ب) املادة املائتين ادعاءات الخصوم، وتندرج ضمن الحالة املنصوص عليها في عدم صحة هو وثيقة قاطعة في الدعوى أظهرت والحقيقة أن حكم محكمة التنفيذ . عدمه تكييف واقعة )حكم محكمة التنفيذ( عندما اعتبرته شأنا متعلقا بالتنفيذ من وقعت الدائرة املوقرة في خطأ جوهري في ، حيث أخطئت الدائرة في التكييف املوضوعي ملستند التماس إعادة النظر :( 3) الفقرة املادة الثامنة والثمانون . الخطأ في تكييف الواقعة أو وصفها - 1 : أسباب طلب النقض : رابعا</w:t>
       </w:r>
     </w:p>
     <w:p>
@@ -259,7 +273,7 @@
           <w:b w:val="0"/>
           <w:i w:val="0"/>
         </w:rPr>
-        <w:t>ضرتعلما يلكوم ةمذ ئربيو ىوعدلا يف قحلا هجو ريغي ايرهوج ادنتسم ، أت دنعو لم ةيضقلا اهتادنتسمو دروأ ام نأ حضتي ، ت ه اهوعد يف يزارحلا هقتاع اهدض ضرتعلما يماظنلا ساسلأا ىلإ رقتفي ة يعقاولاو ة هنأو ا لات اميف قحلا كلم ت هيعد . نأ ثيح ،اهتجيتنو ةيضقلا تايرجم ىلع ريثأتلا هنأش نم ايرهوج لايلد دعي دنتسلما يذلا رملأا نوكي يف رظنلا ةداعلإ ابجوم مدقلما سامتللاا تاءارجلإا ةملاسل انامضو ةلادعلا ئدابلماقيقحت . دصاقلمافلاخم هلعجي امم ،حيحص ريغ رمأ يف مكحلا رارمتسا ىلإ ىدأ ئطاخلا فييكتلا اذه ىلع ءانب سامتللاا ضفر نإ ةعطاق ةلدأ روهظ دنع رظنلا ةداعإو ةلادعلا قيقحت يف ةيعرشلا تاعفارلما ماظن ، أ ثيح اعرش ةرقتسلما ئدابلما نم ن صن دقو ،موصخلل ةلوفكلما ةليصلأا قوقحلا نم عافدلا قح نأ اماظنو ةيعرشلا تاعفارلما ماظن يف ( ةدالما 71 ) ( ةرقفلا 1 ) دوهشلا تاداهش ذخأو مهعوفدو موصخلا لاوقأ عيمجو ةباجلإاو ىوعدلا عامس ةرئادلا ىلوتت ، ـه .أ . ةحئلالا تدكأ امك مكحلا نلاطب هيلع بترتي تاءارجلإاب ايرهوج لالاخإ دعي قحلا اذه ةسرامم نم مصخلا نيكمت مدع نأ ىلع ةيذيفنتلا . هنوكل ،اقلطم انلاطب لاطاب دعي عافدلا يف مهقح ةسرامم نم موصخلا نيكمت نود ردصي مكح يأ نأ ىلع ءاضقلا رقتسا وهو ،ةلداعلا ةمكاحلما تانامضو موصخلا نيب ةهجاولما أدبلمافلاخم ام صن ت هيلع يعرشلا تاعفارلما ماظن يف ةدالما ( ٩0 ) ( ةرقفلا ٢ ) اهمكح نوكيف تمكح اذإو ،عاطقنلاا ءانثأ اهيف مكحلا ةرئادلل زوجي لاف مكحلل تأيهت دق ىوعدلا نكت مل ام لاطاب . ..ـه.أ</w:t>
+        <w:t>أ.هـ.. . باطال ما لم تكن الدعوى قد تهيأت للحكم فال يجوز للدائرة الحكم فيها أثناء االنقطاع، وإذا حكمت فيكون حكمها ( ٢ الفقرة ) ( ٩0 ) املادة في نظام املرافعات الشرعي عليه ت نص ما مخالفاملبدأ املواجهة بين الخصوم وضمانات املحاكمة العادلة، وهو استقر القضاء على أن أي حكم يصدر دون تمكين الخصوم من ممارسة حقهم في الدفاع يعد باطال بطالنا مطلقا، لكونه . التنفيذية على أن عدم تمكين الخصم من ممارسة هذا الحق يعد إخالال جوهريا باإلجراءات يترتب عليه بطالن الحكم كما أكدت الالئحة . أ. هـ ، تتولى الدائرة سماع الدعوى واإلجابة وجميع أقوال الخصوم ودفوعهم وأخذ شهادات الشهود ( 1 الفقرة ) ( 71 املادة ) في نظام املرافعات الشرعية ونظاما أن حق الدفاع من الحقوق األصيلة املكفولة للخصوم، وقد نص ن من املبادئ املستقرة شرعا حيث أ ، نظام املرافعات الشرعية في تحقيق العدالة وإعادة النظر عند ظهور أدلة قاطعة إن رفض االلتماس بناء على هذا التكييف الخاطئ أدى إلى استمرار الحكم في أمر غير صحيح، مما يجعله مخالفاملقاصد . تحقيقاملبادئ العدالة وضمانا لسالمة اإلجراءات االلتماس املقدم موجبا إلعادة النظر في يكون األمر الذي املستند يعد دليال جوهريا من شأنه التأثير على مجريات القضية ونتيجتها، حيث أن . دعيه ت ملك الحق فيما تال ا وأنه ة والواقعي ة يفتقر إلى األساس النظامي املعترض ضدها عاتقه الحرازي في دعوها ه ت ، يتضح أن ما أورد ومستنداتها القضية مل وعند تأ ، مستندا جوهريا يغير وجه الحق في الدعوى ويبرئ ذمة موكلي املعترض</w:t>
       </w:r>
     </w:p>
     <w:p>
@@ -272,7 +286,7 @@
           <w:b w:val="0"/>
           <w:i w:val="0"/>
         </w:rPr>
-        <w:t>2 – أدبم ةفلاخم وأ ،اهليوأت وأ اهقيبطت يف أطخلا وأ ،ةمظنلأا وأ ةيملاسلإا ةعيرشلا ماكحأ ةفلاخم ايلعلا ةمكحلما نم رداص يئاضق نونامثلاو ةنماثلا ةدالما ( ةرقفلا 1 ) : قوقحب اقيثو اطابترا طبتري سامتللاا لوبق نأ مغر ،يلكوم نم مدقلما سامتللاا ضفرب ى ضق دق هيف نوعطلما مكحلا نإ ةحيرص ةفلاخمو لداعلا ي ضاقتلا تانامضب لالاخإ لكشي يذلا رملأا ،تابثلإا ماظن بجومب ةلوفكلماو ضرتعلما يلكوم ماظنلا ماكحلأ و ، يلكوم بلطل ةمكحلما لهاجت نإ ينبلما لثمي ،هرهوج ثحب نود سامتللاا ضفرو تابثلإا ماظن ماكحأ ىلع هيف نوعطلما مكحلا ضقن بجوي ام وهو ،ماظنلل ةفلاخمو عافدلا قحب لالاخإ . : تافلاخلما يلي اميفو أ- ( ةرئادلا ةفلاخم نم نونامثلاو ةسداسلا ةدالما ماظن تابثلإا ) . ةدالما صن ( ٨٦ ( : ) لوبق زوجي لاو ،قوقحلا نم هيف تلصف اميف ةجح ي ضقلما رملأا ةيجح تزاح يتلا ماكحلأا ريغتت نأ نود مهسفنأ موصخلا نيب ماق عازن يف لاإ ةيجحلا هذه ماكحلأا كلتل نوكت لاو .ةيجحلا هذه ضقني ليلد ءاقلت نم ةيجحلا هذهب ةمكحلما ي ضقتو .اببسو لاحم هتاذ قحلاب قلعتو ،مهتافص اهسفن . ) مقر ةدج ةظفاحمب ذيفنتلا ةمكحمب ةيناثلا ذيفنتلا ةرئاد نم رداصلا مكحلاف 47٣14٦170٣ خيراتو 1٣ / 04 / 1447 ـه يلكوم ةمذل يزارحلا ىيحي دمحم ةقتاع / اهدض ضرتعلما ءاربإ تبثي يذلاو - ضرتعلما – ( ىلع صن يذلا اهرارقإ ىلع ءانب ( : مقر ةينطو ةيوه يزارحلا ىيحي دمحم ةقتاع / ةديسلا انأ رقأ 10070٥٦٨47 اهتمصب ةدراولاو ةدج ناكس نم ،) ( مقر ةينطو ةيوه ،ينيز سابع دمحأ ةماسأ / ديسلا يدلول ةيلالما ةمذلا ئربأ يننأب هاندأ 100٨017٣01 يأ نم ، ) ةيلام غلابم وأ ةيلام تامازتلا وأ قوقح ا هجو ىلعو ( اهلوقب تصصخ مث مومعلا هجو ىلع رارقلإا ناكو ) غلبلما صوصخل ءاربإ توبثب ذيفنتلا ةمكحم مكح ردصف ، )يحلاصل هب موكحلما م . ضرتعلما يلكولم اهدض ضرتعلما يلكوم مدقت امدنعف يذلا ذيفنتلا ةمكحم مكح ىلع هلوصح ببسب ةرقولما ةرئادلا نم رداصلا مكحلا يف رظنلا ةداعإ سامتلا بلطب ضرتعلما ،هب موكحلما غلبلما صوصخلا هجو ىلعو ةيلام تامازتلا وأ قوقح يأ نم لكوم ةمذ ةربإب اهدض ضرتعلما رارقإ ىلع دمتعي فر نأ ىلع عطاق تابثإ هنأو حيحص ريغ ناك ءادتبا ةوعدلا ع . مكحلا يفو اهمامأ ةعوفرلما ىوعدلا يف اهدض ضرتعلما بلط يف رظنلا هداعأو سامتللاا بلط لوبق ةرئادلاب ريدج ناكو اهنم رداصلا عوجرلاو نع هب تمكح ام و لدي ءاربلإا اذه نأ ثيح ، يناثلا هيلع ضرتعلما ةبلاطم قاقحتسا يف رظنلا ةداعإ . ةثرولا ةيقب ةبلاطم مدع كلذ دكؤي اممو ، غلابم نم هب مكح امب امهدض ضرتعلما ةيقحأ مدع ىلع ب- ةفلاخم ( ةئالما دعب ةرشع ةيداحلا ةدالماو ةئالما دعب ةرشاعلا ةدالما نورشعلاو ةعبارلا ةدالماو نورشعلا ةدالماو ماظن نم تابثلإا . )</w:t>
+        <w:t>( . اإلثبات من نظام واملادة العشرون واملادة الرابعة والعشرون املادة العاشرة بعد املائة واملادة الحادية عشرة بعد املائة ) مخالفة -ب على عدم أحقية املعترض ضدهما بما حكم به من مبالغ ، ومما يؤكد ذلك عدم مطالبة بقية الورثة . إعادة النظر في استحقاق مطالبة املعترض عليه الثاني ، حيث أن هذا اإلبراء يدل و ما حكمت به عن والرجوع الصادر منها وكان جدير بالدائرة قبول طلب االلتماس وأعاده النظر في طلب املعترض ضدها في الدعوى املرفوعة أمامها وفي الحكم . ع الدعوة ابتداء كان غير صحيح وأنه إثبات قاطع على أن رف يعتمد على إقرار املعترض ضدها بإبرة ذمة موكل من أي حقوق أو التزامات مالية وعلى وجه الخصوص املبلغ املحكوم به، املعترض بطلب التماس إعادة النظر في الحكم الصادر من الدائرة املوقرة بسبب حصوله على حكم محكمة التنفيذ الذي فعندما تقدم موكلي املعترض ضدها ملوكلي املعترض . م املحكوم به لصالحي( ، فصدر حكم محكمة التنفيذ بثبوت إبراء لخصوص املبلغ ( وكان اإلقرار على وجه العموم ثم خصصت بقولها ) وعلى وجه ا حقوق أو التزامات مالية أو مبالغ مالية ( ، من أي 100٨017٣01 أدناه بأنني أبرئ الذمة املالية لولدي السيد / أسامة أحمد عباس زيني، هوية وطنية رقم ) (، من سكان جدة والواردة بصمتها 10070٥٦٨47 أقر أنا السيدة / عاتقة محمد يحيى الحرازي هوية وطنية رقم : ) بناء على إقرارها الذي نص على ) – املعترض - والذي يثبت إبراء املعترض ضدها / عاتقة محمد يحيى الحرازي لذمة موكلي هـ 1447 / 04 / 1٣ وتاريخ 47٣14٦170٣ فالحكم الصادر من دائرة التنفيذ الثانية بمحكمة التنفيذ بمحافظة جدة رقم ( . نفسها صفاتهم، وتعلق بالحق ذاته محال وسببا. وتقض ي املحكمة بهذه الحجية من تلقاء دليل ينقض هذه الحجية. وال تكون لتلك األحكام هذه الحجية إال في نزاع قام بين الخصوم أنفسهم دون أن تتغير األحكام التي حازت حجية األمر املقض ي حجة فيما فصلت فيه من الحقوق، وال يجوز قبول ( : ) ٨٦ ) نص املادة . ( اإلثبات نظام املادة السادسة والثمانون من مخالفة الدائرة ) -أ وفيما يلي املخالفات : . إخالال بحق الدفاع ومخالفة للنظام، وهو ما يوجب نقض الحكم املطعون فيه على أحكام نظام اإلثبات ورفض االلتماس دون بحث جوهره، يمثل املبني إن تجاهل املحكمة لطلب موكلي ، و ألحكام النظام موكلي املعترض واملكفولة بموجب نظام اإلثبات، األمر الذي يشكل إخالال بضمانات التقاض ي العادل ومخالفة صريحة إن الحكم املطعون فيه قد قض ى برفض االلتماس املقدم من موكلي، رغم أن قبول االلتماس يرتبط ارتباطا وثيقا بحقوق : ( 1 الفقرة ) املادة الثامنة والثمانون قضائي صادر من املحكمة العليا مخالفة أحكام الشريعة اإلسالمية أو األنظمة، أو الخطأ في تطبيقها أو تأويلها، أو مخالفة مبدأ – 2</w:t>
       </w:r>
     </w:p>
     <w:p>
@@ -285,7 +299,7 @@
           <w:b w:val="0"/>
           <w:i w:val="0"/>
         </w:rPr>
-        <w:t>،موصخلل ةلوفكلما ةليصلأا قوقحلا نم عافدلا قح نأ اماظنو اعرش ةرقتسلما ئدابلما نم نإ ف ( ةدالما تصن دق ٣ نم ) .تانيب نم مهيدل ام ميدقت نم مهنيكمتو مهعوفدو مهلاوقأ ضرع نم موصخلا نيكمت بوجو ىلع ةيعرشلا تاعفارلما ماظن هيلع بترتي تاءارجلإاب ايرهوج لالاخإ دعي قحلا اذه ةسرامم نم مصخلا نيكمت مدع نأ ىلع ةيذيفنتلا ةحئلالا تدكأ امك مكحلا نلاطب . و اصوصخو تابثلإا ماظن نم رشاعلا بابلا ةفلاخم يف ةرئادلا تعق داولما ( 110 – 111 - 1٢0 - 1٢4 باب تحتف امدنع )</w:t>
+        <w:t>( عندما فتحت باب 1٢4 - 1٢0 - 111 – 110 ) املواد قعت الدائرة في مخالفة الباب العاشر من نظام اإلثبات وخصوصا و . بطالن الحكم كما أكدت الالئحة التنفيذية على أن عدم تمكين الخصم من ممارسة هذا الحق يعد إخالال جوهريا باإلجراءات يترتب عليه نظام املرافعات الشرعية على وجوب تمكين الخصوم من عرض أقوالهم ودفوعهم وتمكينهم من تقديم ما لديهم من بينات. ( من ٣ قد نصت املادة ) ف إن من املبادئ املستقرة شرعا ونظاما أن حق الدفاع من الحقوق األصيلة املكفولة للخصوم،</w:t>
       </w:r>
     </w:p>
     <w:p>
@@ -311,7 +325,7 @@
           <w:b w:val="0"/>
           <w:i w:val="0"/>
         </w:rPr>
-        <w:t>• ةمكحملل - موصخلا دحأ بلط ىلع ءانب وأ اهسفن ءاقلت نم - لئاسلما يف هيأر ءادبلإ ؛رثكأ وأ ريبخ بدن ررقت نأ ىوعدلا يف لصفلا اهمزلتسي يتلا ةينفلا .</w:t>
+        <w:t>. الفنية التي يستلزمها الفصل في الدعوى أن تقرر ندب خبير أو أكثر؛ إلبداء رأيه في املسائل - من تلقاء نفسها أو بناء على طلب أحد الخصوم - للمحكمة •</w:t>
       </w:r>
     </w:p>
     <w:p>
@@ -337,7 +351,7 @@
           <w:b w:val="0"/>
           <w:i w:val="0"/>
         </w:rPr>
-        <w:t>• مهقافتا ةمكحلما ترقأ رثكأ وأ ريبخ رايتخا ىلع موصخلا قفتا اذإ .</w:t>
+        <w:t>. إذا اتفق الخصوم على اختيار خبير أو أكثر أقرت املحكمة اتفاقهم •</w:t>
       </w:r>
     </w:p>
     <w:p>
@@ -350,7 +364,7 @@
           <w:b w:val="0"/>
           <w:i w:val="0"/>
         </w:rPr>
-        <w:t>( ةدالما لامعإب مقت مل كلذكو 111 ) ةربخلاب قلعتلما رشاعلا بابلا نم :</w:t>
+        <w:t>: من الباب العاشر املتعلق بالخبرة ( 111 وكذلك لم تقم بإعمال املادة )</w:t>
       </w:r>
     </w:p>
     <w:p>
@@ -363,7 +377,7 @@
           <w:b w:val="0"/>
           <w:i w:val="0"/>
         </w:rPr>
-        <w:t>• بجي نأ نمضتي قوطنم رارق بدن ريبخلا انايب اقيقد ،هتمهمب ،هتايحلاصو ريبادتلاو ةلجاعلا يتلا نذؤي هل يف اهذاختا .</w:t>
+        <w:t>. اتخاذها في له يؤذن التي العاجلة والتدابير وصالحياته، بمهمته، دقيقا بيانا الخبير ندب قرار منطوق يتضمن أن يجب •</w:t>
       </w:r>
     </w:p>
     <w:p>
@@ -376,7 +390,7 @@
           <w:b w:val="0"/>
           <w:i w:val="0"/>
         </w:rPr>
-        <w:t>( ةدالما لامعإب مقت مل كلذكو 1٢0 ) : ةربخلاب قلعتلما رشاعلا بابلا نم</w:t>
+        <w:t>من الباب العاشر املتعلق بالخبرة : ( 1٢0 وكذلك لم تقم بإعمال املادة )</w:t>
       </w:r>
     </w:p>
     <w:p>
@@ -389,7 +403,7 @@
           <w:b w:val="0"/>
           <w:i w:val="0"/>
         </w:rPr>
-        <w:t>• ةمكحملل - ىوعدلا اهيلع نوكت ةلحرم يأ يفو ،موصخلا دحأ بلط ىلع ءانب وأ ،اهسفن ءاقلت نم - يتلآا ذختت نأ :</w:t>
+        <w:t>: أن تتخذ اآلتي - من تلقاء نفسها، أو بناء على طلب أحد الخصوم، وفي أي مرحلة تكون عليها الدعوى - للمحكمة •</w:t>
       </w:r>
     </w:p>
     <w:p>
@@ -454,7 +468,7 @@
           <w:b w:val="0"/>
           <w:i w:val="0"/>
         </w:rPr>
-        <w:t>( ةدالما لامعإب مقت مل كلذكو 1٢4 ) : ةربخلاب قلعتلما رشاعلا بابلا نم</w:t>
+        <w:t>من الباب العاشر املتعلق بالخبرة : ( 1٢4 وكذلك لم تقم بإعمال املادة )</w:t>
       </w:r>
     </w:p>
     <w:p>
@@ -467,7 +481,7 @@
           <w:b w:val="0"/>
           <w:i w:val="0"/>
         </w:rPr>
-        <w:t>• زوجي ةمكحملل دانتسلاا ىلإ ريرقت ريبخ مدقم يف ىوعد ىرخأ اضوع نع ةناعتسلاا ريبخب يف ،ىوعدلا كلذو نود للاخإ قحب موصخلا يف ةشقانم ام درو يف كلذ ريرقتلا .</w:t>
+        <w:t>. التقرير ذلك في ورد ما مناقشة في الخصوم بحق إخالل دون وذلك الدعوى، في بخبير االستعانة عن عوضا أخرى دعوى في مقدم خبير تقرير إلى االستناد للمحكمة يجوز •</w:t>
       </w:r>
     </w:p>
     <w:p>
@@ -480,7 +494,7 @@
           <w:b w:val="0"/>
           <w:i w:val="0"/>
         </w:rPr>
-        <w:t>و نإ ثيح وبأ للاط بتكم نم رداصلا ريرقتلا ىلع ضرتعلما يلكوم ةقفاوم مدع ةيضقلا يف ةرداصلا ماكحلأا نم تباثلا ب ةرئادلا تماق نكلو ، ةلازغ اهيلع صوصنلما ةيماظنلا طورشلا رفاوت نم ققحتلا نود ،يلكوم نم مدقلما سامتللاا ضفر ( ةدالما يف ٢00 لكشي امم ،تادنتسلماو ةلدلأاب ةتبثلما سامتللاا بابسلأيرهوج ثحب نودو ،ةيعرشلا تاعفارلما ماظن نم ) عافدلا قحب لالاخإو ماظنلل ةحيرص ةفلاخم . ةحيرص ةفلاخم دعي يذلا رملأا ماظنلل نوعطلما مكحلا ضقن بجوتسيو هيف . ج- ةفلاخم ( ةدالما نورشعلاو ةسماخلا . ) تابثلإا ماظن نم يمسرلا ررحلما ناك الم نم مدقلما ضرتعلما يلكوم – ةكرشلا سيسأت دقع - فوتسا دق ى هرودص تبثو ،ةيماظنلا هناكرأ نم ةصتخم ةهج – لدعلا ةباتك - لاإ اهنع تافتللاا وأ اهرادهإ زوجي لاو ،ماظنلل اقبط تابثلإا يف ةقلطلما ةيجحلا هل نإف ، مكحلا لعجي امم ،نعطلا لحم ىوعدلا يف ثدحي مل ام وهو ،ريوزتلاب نعطلل ةررقلما تاءارجلإل اقفو هيلع ضرتعلما ابوشم ماظنلل ةحيرص ةفلاخمب . هيلع سمتللما مكحلا نأ ثيح يف درو امب ذخأي مل ةدالما ( 25 :ىلع صنت يتلاو تابثلاا ماظن نم ) 1. نم هاقلت ام وأ هيدي ىلع مت ام ،ةماع ةمدخب فلكم صخش وأ ماع فظوم هيف تبثي يذلا وه يمسرلا ررحلما</w:t>
+        <w:t>املحرر الرسمي هو الذي يثبت فيه موظف عام أو شخص مكلف بخدمة عامة، ما تم على يديه أو ما تلقاه من 1. ( من نظام االثبات والتي تنص على: 25 ) املادة لم يأخذ بما ورد في حيث أن الحكم امللتمس عليه . بمخالفة صريحة للنظام مشوبا املعترض عليه وفقا لإلجراءات املقررة للطعن بالتزوير، وهو ما لم يحدث في الدعوى محل الطعن، مما يجعل الحكم ، فإن له الحجية املطلقة في اإلثبات طبقا للنظام، وال يجوز إهدارها أو االلتفات عنها إال - كتابة العدل – جهة مختصة من أركانه النظامية، وثبت صدوره ى قد استوف - عقد تأسيس الشركة – موكلي املعترض املقدم من ملا كان املحرر الرسمي من نظام اإلثبات ( . الخامسة والعشرون املادة ) مخالفة -ج . فيه ويستوجب نقض الحكم املطعون للنظام األمر الذي يعد مخالفة صريحة . مخالفة صريحة للنظام وإخالال بحق الدفاع ( من نظام املرافعات الشرعية، ودون بحث جوهريألسباب االلتماس املثبتة باألدلة واملستندات، مما يشكل ٢00 في املادة ) رفض االلتماس املقدم من موكلي، دون التحقق من توافر الشروط النظامية املنصوص عليها غزالة ، ولكن قامت الدائرة ب الثابت من األحكام الصادرة في القضية عدم موافقة موكلي املعترض على التقرير الصادر من مكتب طالل أبو حيث إن و</w:t>
       </w:r>
     </w:p>
     <w:p>
@@ -493,7 +507,7 @@
           <w:b w:val="0"/>
           <w:i w:val="0"/>
         </w:rPr>
-        <w:t>هصاصتخاو هتطلس دودح يفو ،ةيماظنلا عاضولأل اقبط ،نأشلا يوذ .</w:t>
+        <w:t>. ذوي الشأن، طبقا لألوضاع النظامية، وفي حدود سلطته واختصاصه</w:t>
       </w:r>
     </w:p>
     <w:p>
@@ -519,7 +533,7 @@
           <w:b w:val="0"/>
           <w:i w:val="0"/>
         </w:rPr>
-        <w:t>هوعقو دق نأشلا . ( ةدالما هيلع تصن امب ذخأت مل ةرقولما ةرئادلا نإ ٢٥ يف ةيجح ةيمسرلا تاررحملل نأ ررقت يتلاو ،تابثلإا ماظن نم ) قيبطت يف أطخ دعي يماظنلا صنلا اذه قيبطت لافغإ نإف ،ريوزتلاب لاإ اهيف نعطلا زوجي لا تابثلإا ماظنلا افلاخم لايوأتو هل مكحلا ضقن بجوتسي امم ، .</w:t>
+        <w:t>. ، مما يستوجب نقض الحكم له وتأويال مخالفا النظام اإلثبات ال يجوز الطعن فيها إال بالتزوير، فإن إغفال تطبيق هذا النص النظامي يعد خطأ في تطبيق ( من نظام اإلثبات، والتي تقرر أن للمحررات الرسمية حجية في ٢٥ إن الدائرة املوقرة لم تأخذ بما نصت عليه املادة ) . الشأن قد وقعوه</w:t>
       </w:r>
     </w:p>
     <w:p>
@@ -532,7 +546,7 @@
           <w:b w:val="0"/>
           <w:i w:val="0"/>
         </w:rPr>
-        <w:t>اسماخ تابلطلا : . ميركلا مكماقم نم بلطن ،مدقت ام ىلع ءانب</w:t>
+        <w:t>بناء على ما تقدم، نطلب من مقامكم الكريم . : الطلبات خامسا</w:t>
       </w:r>
     </w:p>
     <w:p>
@@ -545,7 +559,7 @@
           <w:b w:val="0"/>
           <w:i w:val="0"/>
         </w:rPr>
-        <w:t>• .ةيماظنلا ةدلما للاخ هميدقتل لاكش ضارتعلاا لوبق</w:t>
+        <w:t>قبول االعتراض شكال لتقديمه خالل املدة النظامية. •</w:t>
       </w:r>
     </w:p>
     <w:p>
@@ -558,7 +572,7 @@
           <w:b w:val="0"/>
           <w:i w:val="0"/>
         </w:rPr>
-        <w:t>• مقر ةدجب ةيراجتلا ةمكحلماب ةيناثلا ةيفانئتسلاا ةرئادلا مكحلا ضقن 47٣1٩٨٢٦1٩ خيراتو 0٩ / 0٩ / 1447 ـه .سامتللاا ضفرب رداصلا</w:t>
+        <w:t>الصادر برفض االلتماس. هـ 1447 / 0٩ / 0٩ وتاريخ 47٣1٩٨٢٦1٩ نقض الحكم الدائرة االستئنافية الثانية باملحكمة التجارية بجدة رقم •</w:t>
       </w:r>
     </w:p>
     <w:p>
@@ -571,7 +585,7 @@
           <w:b w:val="0"/>
           <w:i w:val="0"/>
         </w:rPr>
-        <w:t>• ةمكحم مكح( مدقلما عطاقلا دنتسلما ىلع ءانب اهيف رظنلا ةداعلإ مكحلا ةردصم ةمكحملل ىوعدلا ةداعإ .)ذيفنتلا هتاكربو الله ةمحرو مكيلع ملاسلاو</w:t>
+        <w:t>والسالم عليكم ورحمة هللا وبركاته التنفيذ(. إعادة الدعوى للمحكمة مصدرة الحكم إلعادة النظر فيها بناء على املستند القاطع املقدم )حكم محكمة •</w:t>
       </w:r>
     </w:p>
     <w:p>
@@ -610,7 +624,7 @@
           <w:b w:val="0"/>
           <w:i w:val="0"/>
         </w:rPr>
-        <w:t>• . يئاهنلا مكحلا ةخسن</w:t>
+        <w:t>نسخة الحكم النهائي . •</w:t>
       </w:r>
     </w:p>
     <w:p>
@@ -636,7 +650,7 @@
           <w:b w:val="0"/>
           <w:i w:val="0"/>
         </w:rPr>
-        <w:t>• دقع ـ يطخلا ةدلاولا رارقإ ـ ذيفنتلا مكح كص ( تادنتسم ةكرشلا سيسأت . ) لدعلا بتاك ىدل قثولما</w:t>
+        <w:t>املوثق لدى كاتب العدل ( . تأسيس الشركة مستندات ) صك حكم التنفيذ ـ إقرار الوالدة الخطي ـ عقد •</w:t>
       </w:r>
     </w:p>
     <w:p>

--- a/zaini_case_audit_output/outputs/word/documents/061_طلب الاعتراض بالنقض ـ 2.docx
+++ b/zaini_case_audit_output/outputs/word/documents/061_طلب الاعتراض بالنقض ـ 2.docx
@@ -91,7 +91,7 @@
           <w:b w:val="0"/>
           <w:i w:val="0"/>
         </w:rPr>
-        <w:t>ايلعلا ةمكحلما ةاضقو سيئر / ةليضفلا باحصأ اللههملس دعبو هتاكربو الله ةمحرو مكيلع ملاسلا</w:t>
+        <w:t>السالم عليكم ورحمة هللا وبركاته وبعد سلمههللا أصحاب الفضيلة / رئيس وقضاة املحكمة العليا</w:t>
       </w:r>
     </w:p>
     <w:p>
@@ -117,7 +117,7 @@
           <w:b w:val="0"/>
           <w:i w:val="0"/>
         </w:rPr>
-        <w:t>هـ من املحامي 1447 / 10 / 07 أودعت هذه الصحيفة لدى محكمة االستئناف التجارية بجدة في يوم األربعاء املوافق</w:t>
+        <w:t>قفاولما ءاعبرلأا موي يف ةدجب ةيراجتلا فانئتسلاا ةمكحم ىدل ةفيحصلا هذه تعدوأ 07 / 10 / 1447 يماحلما نم ـه</w:t>
       </w:r>
     </w:p>
     <w:p>
@@ -130,7 +130,7 @@
           <w:b w:val="0"/>
           <w:i w:val="0"/>
         </w:rPr>
-        <w:t>. ه 144 املرخص من وزارة العدل واملقيد بسجالت إدارة املحاماة بالوزارة بموجب الترخيص رقم... وتاريخ / / ....، /</w:t>
+        <w:t>/ ،.... / / خيراتو ...مقر صيخرتلا بجومب ةرازولاب ةاماحلما ةرادإ تلاجسب ديقلماو لدعلا ةرازو نم صخرلما 144 ه .</w:t>
       </w:r>
     </w:p>
     <w:p>
@@ -143,7 +143,7 @@
           <w:b w:val="0"/>
           <w:i w:val="0"/>
         </w:rPr>
-        <w:t>: وذلك بصفتي وكيال عن</w:t>
+        <w:t>نع لايكو يتفصب كلذو :</w:t>
       </w:r>
     </w:p>
     <w:p>
@@ -169,7 +169,7 @@
           <w:b w:val="0"/>
           <w:i w:val="0"/>
         </w:rPr>
-        <w:t>: دض</w:t>
+        <w:t>ضد :</w:t>
       </w:r>
     </w:p>
     <w:p>
@@ -338,7 +338,7 @@
           <w:b w:val="0"/>
           <w:i w:val="0"/>
         </w:rPr>
-        <w:t>• عازنلا عوضوم عم هتاربخو ةينفلا هفراعم بسانت ريبخلا رايتخا يف ىعاري .</w:t>
+        <w:t>. يراعى في اختيار الخبير تناسب معارفه الفنية وخبراته مع موضوع النزاع •</w:t>
       </w:r>
     </w:p>
     <w:p>
@@ -364,7 +364,7 @@
           <w:b w:val="0"/>
           <w:i w:val="0"/>
         </w:rPr>
-        <w:t>: من الباب العاشر املتعلق بالخبرة ( 111 وكذلك لم تقم بإعمال املادة )</w:t>
+        <w:t>( ةدالما لامعإب مقت مل كلذكو 111 ) ةربخلاب قلعتلما رشاعلا بابلا نم :</w:t>
       </w:r>
     </w:p>
     <w:p>
@@ -377,7 +377,7 @@
           <w:b w:val="0"/>
           <w:i w:val="0"/>
         </w:rPr>
-        <w:t>. اتخاذها في له يؤذن التي العاجلة والتدابير وصالحياته، بمهمته، دقيقا بيانا الخبير ندب قرار منطوق يتضمن أن يجب •</w:t>
+        <w:t>• بجي نأ نمضتي قوطنم رارق بدن ريبخلا انايب اقيقد ،هتمهمب ،هتايحلاصو ريبادتلاو ةلجاعلا يتلا نذؤي هل يف اهذاختا .</w:t>
       </w:r>
     </w:p>
     <w:p>
@@ -390,7 +390,7 @@
           <w:b w:val="0"/>
           <w:i w:val="0"/>
         </w:rPr>
-        <w:t>من الباب العاشر املتعلق بالخبرة : ( 1٢0 وكذلك لم تقم بإعمال املادة )</w:t>
+        <w:t>( ةدالما لامعإب مقت مل كلذكو 1٢0 ) : ةربخلاب قلعتلما رشاعلا بابلا نم</w:t>
       </w:r>
     </w:p>
     <w:p>
@@ -416,7 +416,7 @@
           <w:b w:val="0"/>
           <w:i w:val="0"/>
         </w:rPr>
-        <w:t>1\. نم هارت ام هيلإ هجوت نأ اهلو ،ةباتك وأ اهافش هريرقت يف هتشقانلم اهددحت ةسلج يف ريبخلا ءاعدتساب رملأا</w:t>
+        <w:t>األمر باستدعاء الخبير في جلسة تحددها ملناقشته في تقريره شفاها أو كتابة، ولها أن توجه إليه ما تراه من .\1</w:t>
       </w:r>
     </w:p>
     <w:p>
@@ -429,7 +429,7 @@
           <w:b w:val="0"/>
           <w:i w:val="0"/>
         </w:rPr>
-        <w:t>ةلئسلأا . ٢. نأ اهل نأ امك ،هيف أطخلا وأ روصقلا هجوأ نم هتنيبت ام كرادتو هلمع يف صقنلا هجوأ لامكتساب ريبخلا رمأ</w:t>
+        <w:t>أمر الخبير باستكمال أوجه النقص في عمله وتدارك ما تبينته من أوجه القصور أو الخطأ فيه، كما أن لها أن ٢. . األسئلة</w:t>
       </w:r>
     </w:p>
     <w:p>
@@ -442,7 +442,7 @@
           <w:b w:val="0"/>
           <w:i w:val="0"/>
         </w:rPr>
-        <w:t>هبدن قباسلا ريبخلا ىلإ مضنيل رثكأ وأ اريبخ بدنت . ٣. وأ روصقلا هجوأ نم هيف نيبت ام كرادتو قباسلا ريبخلا لمع يف صقنلا هجوأ لامكتسلا رثكأ وأ رخآ ريبخ بدن</w:t>
+        <w:t>ندب خبير آخر أو أكثر الستكمال أوجه النقص في عمل الخبير السابق وتدارك ما تبين فيه من أوجه القصور أو ٣. . تندب خبيرا أو أكثر لينضم إلى الخبير السابق ندبه</w:t>
       </w:r>
     </w:p>
     <w:p>
@@ -468,7 +468,7 @@
           <w:b w:val="0"/>
           <w:i w:val="0"/>
         </w:rPr>
-        <w:t>من الباب العاشر املتعلق بالخبرة : ( 1٢4 وكذلك لم تقم بإعمال املادة )</w:t>
+        <w:t>( ةدالما لامعإب مقت مل كلذكو 1٢4 ) : ةربخلاب قلعتلما رشاعلا بابلا نم</w:t>
       </w:r>
     </w:p>
     <w:p>
@@ -546,7 +546,7 @@
           <w:b w:val="0"/>
           <w:i w:val="0"/>
         </w:rPr>
-        <w:t>بناء على ما تقدم، نطلب من مقامكم الكريم . : الطلبات خامسا</w:t>
+        <w:t>اسماخ تابلطلا : . ميركلا مكماقم نم بلطن ،مدقت ام ىلع ءانب</w:t>
       </w:r>
     </w:p>
     <w:p>
@@ -559,7 +559,7 @@
           <w:b w:val="0"/>
           <w:i w:val="0"/>
         </w:rPr>
-        <w:t>قبول االعتراض شكال لتقديمه خالل املدة النظامية. •</w:t>
+        <w:t>• .ةيماظنلا ةدلما للاخ هميدقتل لاكش ضارتعلاا لوبق</w:t>
       </w:r>
     </w:p>
     <w:p>
@@ -624,7 +624,7 @@
           <w:b w:val="0"/>
           <w:i w:val="0"/>
         </w:rPr>
-        <w:t>نسخة الحكم النهائي . •</w:t>
+        <w:t>• . يئاهنلا مكحلا ةخسن</w:t>
       </w:r>
     </w:p>
     <w:p>

--- a/zaini_case_audit_output/outputs/word/documents/061_طلب الاعتراض بالنقض ـ 2.docx
+++ b/zaini_case_audit_output/outputs/word/documents/061_طلب الاعتراض بالنقض ـ 2.docx
@@ -247,7 +247,7 @@
           <w:b w:val="0"/>
           <w:i w:val="0"/>
         </w:rPr>
-        <w:t>. الحكم التنفيذي شأنا إجرائيا خارجا عن موضوع الدعوى رفض االلتماس واعتبرت من الدائرة املعترض وما توصلت له عليه الحكم الحكم يدل على عدم صحة ما بني عليه بعد ، وأن هذا املستند يعتبر مستندا قاطعا تم الحصول املعترض ة موكلي براءة ذم ويثبت ، املعترض ضدها عدم استحقاق يثبت هـ 1447 / 04 / 1٣ وتاريخ 47٣14٦170٣ رقم - محكمة التنفيذ صادر من حكم - مستندا قويا موكلي املتعرض قدم ملخص الوقائع : ثالثا :</w:t>
+        <w:t>. الحكم التنفيذي شأنا إجرائيا خارجا عن موضوع الدعوى رفض االلتماس واعتبرت من الدائرة املعترض وما توصلت له عليه الحكم يدل على عدم صحة ما بني عليه بعد ، وأن هذا املستند يعتبر مستندا قاطعا تم الحصول املعترض ة موكلي براءة ذم ويثبت ، املعترض ضدها عدم استحقاق يثبت هـ 1447 / 04 / 1٣ وتاريخ 47٣14٦170٣ رقم - محكمة التنفيذ صادر من حكم - مستندا قويا موكلي املتعرض قدم ملخص الوقائع : ثالثا :</w:t>
       </w:r>
     </w:p>
     <w:p>

--- a/zaini_case_audit_output/outputs/word/documents/061_طلب الاعتراض بالنقض ـ 2.docx
+++ b/zaini_case_audit_output/outputs/word/documents/061_طلب الاعتراض بالنقض ـ 2.docx
@@ -70,14 +70,13 @@
     <w:p/>
     <w:p>
       <w:pPr>
+        <w:pStyle w:val="Heading2"/>
         <w:jc w:val="right"/>
         <w:bidi/>
       </w:pPr>
       <w:r>
-        <w:rPr>
-          <w:b w:val="0"/>
-          <w:i w:val="0"/>
-        </w:rPr>
+        <w:t>[نص الضبط / الحكم — المتن الفعلي] ===</w:t>
+        <w:br/>
         <w:t>بسم هللا الرحمن الرحيم</w:t>
       </w:r>
     </w:p>
@@ -148,53 +147,49 @@
     </w:p>
     <w:p>
       <w:pPr>
+        <w:pStyle w:val="Heading2"/>
         <w:jc w:val="right"/>
         <w:bidi/>
       </w:pPr>
       <w:r>
-        <w:rPr>
-          <w:b w:val="0"/>
-          <w:i w:val="0"/>
-        </w:rPr>
+        <w:t>[بيانات الأطراف: المدعي / المدعى عليه / الحاضرون] ===</w:t>
+        <w:br/>
         <w:t>( املعترض ) . ( 100٨017٣01 ): هوية وطنية رقم أسامة أحمد عباس زيني، •</w:t>
       </w:r>
     </w:p>
     <w:p>
       <w:pPr>
+        <w:pStyle w:val="Heading2"/>
         <w:jc w:val="right"/>
         <w:bidi/>
       </w:pPr>
       <w:r>
-        <w:rPr>
-          <w:b w:val="0"/>
-          <w:i w:val="0"/>
-        </w:rPr>
+        <w:t>[نص الضبط / الحكم — المتن الفعلي] ===</w:t>
+        <w:br/>
         <w:t>ضد :</w:t>
       </w:r>
     </w:p>
     <w:p>
       <w:pPr>
+        <w:pStyle w:val="Heading2"/>
         <w:jc w:val="right"/>
         <w:bidi/>
       </w:pPr>
       <w:r>
-        <w:rPr>
-          <w:b w:val="0"/>
-          <w:i w:val="0"/>
-        </w:rPr>
+        <w:t>[بيانات الأطراف: المدعي / المدعى عليه / الحاضرون] ===</w:t>
+        <w:br/>
         <w:t>ضده( املعترض ) ( . 10170٩٢7٣٣ ) هوية وطنية رقم : ، عدنان أحمد عباس زيني •</w:t>
       </w:r>
     </w:p>
     <w:p>
       <w:pPr>
+        <w:pStyle w:val="Heading2"/>
         <w:jc w:val="right"/>
         <w:bidi/>
       </w:pPr>
       <w:r>
-        <w:rPr>
-          <w:b w:val="0"/>
-          <w:i w:val="0"/>
-        </w:rPr>
+        <w:t>[نص الضبط / الحكم — المتن الفعلي] ===</w:t>
+        <w:br/>
         <w:t>ضدها( املعترض ) (. 10070٥٦٨47 هوية وطنية رقم : ) ، الحرازي محمدعلي ىي عاتقة محمديح •</w:t>
       </w:r>
     </w:p>
@@ -538,27 +533,25 @@
     </w:p>
     <w:p>
       <w:pPr>
+        <w:pStyle w:val="Heading2"/>
         <w:jc w:val="right"/>
         <w:bidi/>
       </w:pPr>
       <w:r>
-        <w:rPr>
-          <w:b w:val="0"/>
-          <w:i w:val="0"/>
-        </w:rPr>
+        <w:t>[بيانات الأطراف: المدعي / المدعى عليه / الحاضرون] ===</w:t>
+        <w:br/>
         <w:t>اسماخ تابلطلا : . ميركلا مكماقم نم بلطن ،مدقت ام ىلع ءانب</w:t>
       </w:r>
     </w:p>
     <w:p>
       <w:pPr>
+        <w:pStyle w:val="Heading2"/>
         <w:jc w:val="right"/>
         <w:bidi/>
       </w:pPr>
       <w:r>
-        <w:rPr>
-          <w:b w:val="0"/>
-          <w:i w:val="0"/>
-        </w:rPr>
+        <w:t>[نص الضبط / الحكم — المتن الفعلي] ===</w:t>
+        <w:br/>
         <w:t>• .ةيماظنلا ةدلما للاخ هميدقتل لاكش ضارتعلاا لوبق</w:t>
       </w:r>
     </w:p>

--- a/zaini_case_audit_output/outputs/word/documents/061_طلب الاعتراض بالنقض ـ 2.docx
+++ b/zaini_case_audit_output/outputs/word/documents/061_طلب الاعتراض بالنقض ـ 2.docx
@@ -533,25 +533,27 @@
     </w:p>
     <w:p>
       <w:pPr>
-        <w:pStyle w:val="Heading2"/>
         <w:jc w:val="right"/>
         <w:bidi/>
       </w:pPr>
       <w:r>
-        <w:t>[بيانات الأطراف: المدعي / المدعى عليه / الحاضرون] ===</w:t>
-        <w:br/>
-        <w:t>اسماخ تابلطلا : . ميركلا مكماقم نم بلطن ،مدقت ام ىلع ءانب</w:t>
+        <w:rPr>
+          <w:b w:val="0"/>
+          <w:i w:val="0"/>
+        </w:rPr>
+        <w:t>بناء على ما تقدم، نطلب من مقامكم الكريم . : الطلبات خامسا</w:t>
       </w:r>
     </w:p>
     <w:p>
       <w:pPr>
-        <w:pStyle w:val="Heading2"/>
         <w:jc w:val="right"/>
         <w:bidi/>
       </w:pPr>
       <w:r>
-        <w:t>[نص الضبط / الحكم — المتن الفعلي] ===</w:t>
-        <w:br/>
+        <w:rPr>
+          <w:b w:val="0"/>
+          <w:i w:val="0"/>
+        </w:rPr>
         <w:t>• .ةيماظنلا ةدلما للاخ هميدقتل لاكش ضارتعلاا لوبق</w:t>
       </w:r>
     </w:p>

--- a/zaini_case_audit_output/outputs/word/documents/061_طلب الاعتراض بالنقض ـ 2.docx
+++ b/zaini_case_audit_output/outputs/word/documents/061_طلب الاعتراض بالنقض ـ 2.docx
@@ -75,7 +75,7 @@
         <w:bidi/>
       </w:pPr>
       <w:r>
-        <w:t>[نص الضبط / الحكم — المتن الفعلي] ===</w:t>
+        <w:t>[المتن الفعلي: الوقائع / الأسباب / المنطوق] ===</w:t>
         <w:br/>
         <w:t>بسم هللا الرحمن الرحيم</w:t>
       </w:r>
@@ -164,7 +164,7 @@
         <w:bidi/>
       </w:pPr>
       <w:r>
-        <w:t>[نص الضبط / الحكم — المتن الفعلي] ===</w:t>
+        <w:t>[المتن الفعلي: الوقائع / الأسباب / المنطوق] ===</w:t>
         <w:br/>
         <w:t>ضد :</w:t>
       </w:r>
@@ -188,7 +188,7 @@
         <w:bidi/>
       </w:pPr>
       <w:r>
-        <w:t>[نص الضبط / الحكم — المتن الفعلي] ===</w:t>
+        <w:t>[المتن الفعلي: الوقائع / الأسباب / المنطوق] ===</w:t>
         <w:br/>
         <w:t>ضدها( املعترض ) (. 10070٥٦٨47 هوية وطنية رقم : ) ، الحرازي محمدعلي ىي عاتقة محمديح •</w:t>
       </w:r>
@@ -533,27 +533,25 @@
     </w:p>
     <w:p>
       <w:pPr>
+        <w:pStyle w:val="Heading2"/>
         <w:jc w:val="right"/>
         <w:bidi/>
       </w:pPr>
       <w:r>
-        <w:rPr>
-          <w:b w:val="0"/>
-          <w:i w:val="0"/>
-        </w:rPr>
+        <w:t>[الطلبات / المرفقات] ===</w:t>
+        <w:br/>
         <w:t>بناء على ما تقدم، نطلب من مقامكم الكريم . : الطلبات خامسا</w:t>
       </w:r>
     </w:p>
     <w:p>
       <w:pPr>
+        <w:pStyle w:val="Heading2"/>
         <w:jc w:val="right"/>
         <w:bidi/>
       </w:pPr>
       <w:r>
-        <w:rPr>
-          <w:b w:val="0"/>
-          <w:i w:val="0"/>
-        </w:rPr>
+        <w:t>[المتن الفعلي: الوقائع / الأسباب / المنطوق] ===</w:t>
+        <w:br/>
         <w:t>• .ةيماظنلا ةدلما للاخ هميدقتل لاكش ضارتعلاا لوبق</w:t>
       </w:r>
     </w:p>

--- a/zaini_case_audit_output/outputs/word/documents/061_طلب الاعتراض بالنقض ـ 2.docx
+++ b/zaini_case_audit_output/outputs/word/documents/061_طلب الاعتراض بالنقض ـ 2.docx
@@ -103,7 +103,7 @@
           <w:b w:val="0"/>
           <w:i w:val="0"/>
         </w:rPr>
-        <w:t>ضقنلا بلطب ضارتعا ةحئلا: عوضولما</w:t>
+        <w:t>املوضوع :الئحة اعتراض بطلب النقض</w:t>
       </w:r>
     </w:p>
     <w:p>
@@ -116,32 +116,30 @@
           <w:b w:val="0"/>
           <w:i w:val="0"/>
         </w:rPr>
-        <w:t>قفاولما ءاعبرلأا موي يف ةدجب ةيراجتلا فانئتسلاا ةمكحم ىدل ةفيحصلا هذه تعدوأ 07 / 10 / 1447 يماحلما نم ـه</w:t>
+        <w:t>هـ من املحامي 1447 / 10 / 07 أودعت هذه الصحيفة لدى محكمة االستئناف التجارية بجدة في يوم األربعاء املوافق</w:t>
       </w:r>
     </w:p>
     <w:p>
       <w:pPr>
+        <w:pStyle w:val="Heading2"/>
         <w:jc w:val="right"/>
         <w:bidi/>
       </w:pPr>
       <w:r>
-        <w:rPr>
-          <w:b w:val="0"/>
-          <w:i w:val="0"/>
-        </w:rPr>
-        <w:t>/ ،.... / / خيراتو ...مقر صيخرتلا بجومب ةرازولاب ةاماحلما ةرادإ تلاجسب ديقلماو لدعلا ةرازو نم صخرلما 144 ه .</w:t>
+        <w:t>[ترويسة / كليشة رسمية — معلومات متكررة] ===</w:t>
+        <w:br/>
+        <w:t>. ه 144 املرخص من وزارة العدل واملقيد بسجالت إدارة املحاماة بالوزارة بموجب الترخيص رقم... وتاريخ / / ....، /</w:t>
       </w:r>
     </w:p>
     <w:p>
       <w:pPr>
+        <w:pStyle w:val="Heading2"/>
         <w:jc w:val="right"/>
         <w:bidi/>
       </w:pPr>
       <w:r>
-        <w:rPr>
-          <w:b w:val="0"/>
-          <w:i w:val="0"/>
-        </w:rPr>
+        <w:t>[المتن الفعلي: الوقائع / الأسباب / المنطوق] ===</w:t>
+        <w:br/>
         <w:t>نع لايكو يتفصب كلذو :</w:t>
       </w:r>
     </w:p>
@@ -166,7 +164,7 @@
       <w:r>
         <w:t>[المتن الفعلي: الوقائع / الأسباب / المنطوق] ===</w:t>
         <w:br/>
-        <w:t>ضد :</w:t>
+        <w:t>: دض</w:t>
       </w:r>
     </w:p>
     <w:p>
@@ -359,7 +357,7 @@
           <w:b w:val="0"/>
           <w:i w:val="0"/>
         </w:rPr>
-        <w:t>( ةدالما لامعإب مقت مل كلذكو 111 ) ةربخلاب قلعتلما رشاعلا بابلا نم :</w:t>
+        <w:t>: من الباب العاشر املتعلق بالخبرة ( 111 وكذلك لم تقم بإعمال املادة )</w:t>
       </w:r>
     </w:p>
     <w:p>
@@ -372,7 +370,7 @@
           <w:b w:val="0"/>
           <w:i w:val="0"/>
         </w:rPr>
-        <w:t>• بجي نأ نمضتي قوطنم رارق بدن ريبخلا انايب اقيقد ،هتمهمب ،هتايحلاصو ريبادتلاو ةلجاعلا يتلا نذؤي هل يف اهذاختا .</w:t>
+        <w:t>. اتخاذها في له يؤذن التي العاجلة والتدابير وصالحياته، بمهمته، دقيقا بيانا الخبير ندب قرار منطوق يتضمن أن يجب •</w:t>
       </w:r>
     </w:p>
     <w:p>
@@ -385,7 +383,7 @@
           <w:b w:val="0"/>
           <w:i w:val="0"/>
         </w:rPr>
-        <w:t>( ةدالما لامعإب مقت مل كلذكو 1٢0 ) : ةربخلاب قلعتلما رشاعلا بابلا نم</w:t>
+        <w:t>من الباب العاشر املتعلق بالخبرة : ( 1٢0 وكذلك لم تقم بإعمال املادة )</w:t>
       </w:r>
     </w:p>
     <w:p>
@@ -450,7 +448,7 @@
           <w:b w:val="0"/>
           <w:i w:val="0"/>
         </w:rPr>
-        <w:t>قباسلا ريبخلا تامولعمب نيعتسي نأ ةمكحلما هبدنت نلمو .ةمهلما ثحب ةداعإ وأ أطخلا .</w:t>
+        <w:t>. الخطأ أو إعادة بحث املهمة. وملن تندبه املحكمة أن يستعين بمعلومات الخبير السابق</w:t>
       </w:r>
     </w:p>
     <w:p>
@@ -463,7 +461,7 @@
           <w:b w:val="0"/>
           <w:i w:val="0"/>
         </w:rPr>
-        <w:t>( ةدالما لامعإب مقت مل كلذكو 1٢4 ) : ةربخلاب قلعتلما رشاعلا بابلا نم</w:t>
+        <w:t>من الباب العاشر املتعلق بالخبرة : ( 1٢4 وكذلك لم تقم بإعمال املادة )</w:t>
       </w:r>
     </w:p>
     <w:p>
@@ -552,7 +550,7 @@
       <w:r>
         <w:t>[المتن الفعلي: الوقائع / الأسباب / المنطوق] ===</w:t>
         <w:br/>
-        <w:t>• .ةيماظنلا ةدلما للاخ هميدقتل لاكش ضارتعلاا لوبق</w:t>
+        <w:t>قبول االعتراض شكال لتقديمه خالل املدة النظامية. •</w:t>
       </w:r>
     </w:p>
     <w:p>
@@ -617,7 +615,7 @@
           <w:b w:val="0"/>
           <w:i w:val="0"/>
         </w:rPr>
-        <w:t>• . يئاهنلا مكحلا ةخسن</w:t>
+        <w:t>نسخة الحكم النهائي . •</w:t>
       </w:r>
     </w:p>
     <w:p>
@@ -648,15 +646,14 @@
     </w:p>
     <w:p>
       <w:pPr>
+        <w:pStyle w:val="Heading2"/>
         <w:jc w:val="right"/>
         <w:bidi/>
       </w:pPr>
       <w:r>
-        <w:rPr>
-          <w:b w:val="0"/>
-          <w:i w:val="0"/>
-        </w:rPr>
-        <w:t>• . ضرتعلما لثمم يماحلما ةلاكو</w:t>
+        <w:t>[بيانات الأطراف: المدعي / المدعى عليه / الحاضرون] ===</w:t>
+        <w:br/>
+        <w:t>وكالة املحامي ممثل املعترض . •</w:t>
       </w:r>
     </w:p>
     <w:sectPr>
